--- a/mokdong3/2fin/word/md3s2_reading_check_exam.docx
+++ b/mokdong3/2fin/word/md3s2_reading_check_exam.docx
@@ -19,10 +19,10 @@
     </w:p>
     <w:p>
       <w:pPr>
-        <w:spacing w:after="80"/>
         <w:pBdr>
           <w:bottom w:val="single" w:sz="8" w:space="2" w:color="1F3864"/>
         </w:pBdr>
+        <w:spacing w:after="80"/>
       </w:pPr>
       <w:r>
         <w:rPr>
@@ -85,9 +85,9 @@
     </w:p>
     <w:p>
       <w:pPr>
+        <w:shd w:val="clear" w:color="auto" w:fill="F1F4F9"/>
         <w:spacing w:after="30"/>
         <w:ind w:left="85"/>
-        <w:shd w:val="clear" w:color="auto" w:fill="F1F4F9"/>
       </w:pPr>
       <w:r>
         <w:rPr>
@@ -662,9 +662,9 @@
     </w:p>
     <w:p>
       <w:pPr>
+        <w:shd w:val="clear" w:color="auto" w:fill="F1F4F9"/>
         <w:spacing w:after="30"/>
         <w:ind w:left="85"/>
-        <w:shd w:val="clear" w:color="auto" w:fill="F1F4F9"/>
       </w:pPr>
       <w:r>
         <w:rPr>
@@ -1278,9 +1278,9 @@
     </w:p>
     <w:p>
       <w:pPr>
+        <w:shd w:val="clear" w:color="auto" w:fill="F1F4F9"/>
         <w:spacing w:after="30"/>
         <w:ind w:left="85"/>
-        <w:shd w:val="clear" w:color="auto" w:fill="F1F4F9"/>
       </w:pPr>
       <w:r>
         <w:rPr>
@@ -1444,9 +1444,9 @@
     </w:p>
     <w:p>
       <w:pPr>
+        <w:shd w:val="clear" w:color="auto" w:fill="F1F4F9"/>
         <w:spacing w:after="30"/>
         <w:ind w:left="85"/>
-        <w:shd w:val="clear" w:color="auto" w:fill="F1F4F9"/>
       </w:pPr>
       <w:r>
         <w:rPr>
@@ -1835,9 +1835,9 @@
     </w:p>
     <w:p>
       <w:pPr>
+        <w:shd w:val="clear" w:color="auto" w:fill="F1F4F9"/>
         <w:spacing w:after="30"/>
         <w:ind w:left="85"/>
-        <w:shd w:val="clear" w:color="auto" w:fill="F1F4F9"/>
       </w:pPr>
       <w:r>
         <w:rPr>
@@ -1980,9 +1980,9 @@
     </w:p>
     <w:p>
       <w:pPr>
+        <w:shd w:val="clear" w:color="auto" w:fill="F1F4F9"/>
         <w:spacing w:after="30"/>
         <w:ind w:left="85"/>
-        <w:shd w:val="clear" w:color="auto" w:fill="F1F4F9"/>
       </w:pPr>
       <w:r>
         <w:rPr>
@@ -2158,9 +2158,9 @@
     </w:p>
     <w:p>
       <w:pPr>
+        <w:shd w:val="clear" w:color="auto" w:fill="F1F4F9"/>
         <w:spacing w:after="30"/>
         <w:ind w:left="85"/>
-        <w:shd w:val="clear" w:color="auto" w:fill="F1F4F9"/>
       </w:pPr>
       <w:r>
         <w:rPr>
@@ -2384,9 +2384,9 @@
     </w:p>
     <w:p>
       <w:pPr>
+        <w:shd w:val="clear" w:color="auto" w:fill="F1F4F9"/>
         <w:spacing w:after="30"/>
         <w:ind w:left="85"/>
-        <w:shd w:val="clear" w:color="auto" w:fill="F1F4F9"/>
       </w:pPr>
       <w:r>
         <w:rPr>
@@ -2577,9 +2577,9 @@
     </w:p>
     <w:p>
       <w:pPr>
+        <w:shd w:val="clear" w:color="auto" w:fill="F1F4F9"/>
         <w:spacing w:after="30"/>
         <w:ind w:left="85"/>
-        <w:shd w:val="clear" w:color="auto" w:fill="F1F4F9"/>
       </w:pPr>
       <w:r>
         <w:rPr>
@@ -3112,9 +3112,9 @@
     </w:p>
     <w:p>
       <w:pPr>
+        <w:shd w:val="clear" w:color="auto" w:fill="F1F4F9"/>
         <w:spacing w:after="30"/>
         <w:ind w:left="85"/>
-        <w:shd w:val="clear" w:color="auto" w:fill="F1F4F9"/>
       </w:pPr>
       <w:r>
         <w:rPr>
@@ -3773,9 +3773,9 @@
     </w:p>
     <w:p>
       <w:pPr>
+        <w:shd w:val="clear" w:color="auto" w:fill="F1F4F9"/>
         <w:spacing w:after="30"/>
         <w:ind w:left="85"/>
-        <w:shd w:val="clear" w:color="auto" w:fill="F1F4F9"/>
       </w:pPr>
       <w:r>
         <w:rPr>
@@ -3903,9 +3903,9 @@
     </w:p>
     <w:p>
       <w:pPr>
+        <w:shd w:val="clear" w:color="auto" w:fill="F1F4F9"/>
         <w:spacing w:after="30"/>
         <w:ind w:left="85"/>
-        <w:shd w:val="clear" w:color="auto" w:fill="F1F4F9"/>
       </w:pPr>
       <w:r>
         <w:rPr>
@@ -4207,9 +4207,9 @@
     </w:p>
     <w:p>
       <w:pPr>
+        <w:shd w:val="clear" w:color="auto" w:fill="F1F4F9"/>
         <w:spacing w:after="30"/>
         <w:ind w:left="85"/>
-        <w:shd w:val="clear" w:color="auto" w:fill="F1F4F9"/>
       </w:pPr>
       <w:r>
         <w:rPr>
@@ -4352,9 +4352,9 @@
     </w:p>
     <w:p>
       <w:pPr>
+        <w:shd w:val="clear" w:color="auto" w:fill="F1F4F9"/>
         <w:spacing w:after="30"/>
         <w:ind w:left="85"/>
-        <w:shd w:val="clear" w:color="auto" w:fill="F1F4F9"/>
       </w:pPr>
       <w:r>
         <w:rPr>
@@ -4701,9 +4701,9 @@
     </w:p>
     <w:p>
       <w:pPr>
+        <w:shd w:val="clear" w:color="auto" w:fill="F1F4F9"/>
         <w:spacing w:after="30"/>
         <w:ind w:left="85"/>
-        <w:shd w:val="clear" w:color="auto" w:fill="F1F4F9"/>
       </w:pPr>
       <w:r>
         <w:rPr>
@@ -4945,9 +4945,9 @@
     </w:p>
     <w:p>
       <w:pPr>
+        <w:shd w:val="clear" w:color="auto" w:fill="F1F4F9"/>
         <w:spacing w:after="30"/>
         <w:ind w:left="85"/>
-        <w:shd w:val="clear" w:color="auto" w:fill="F1F4F9"/>
       </w:pPr>
       <w:r>
         <w:rPr>
@@ -5123,9 +5123,9 @@
     </w:p>
     <w:p>
       <w:pPr>
+        <w:shd w:val="clear" w:color="auto" w:fill="F1F4F9"/>
         <w:spacing w:after="30"/>
         <w:ind w:left="85"/>
-        <w:shd w:val="clear" w:color="auto" w:fill="F1F4F9"/>
       </w:pPr>
       <w:r>
         <w:rPr>
@@ -5406,9 +5406,9 @@
     </w:p>
     <w:p>
       <w:pPr>
+        <w:shd w:val="clear" w:color="auto" w:fill="F1F4F9"/>
         <w:spacing w:after="30"/>
         <w:ind w:left="85"/>
-        <w:shd w:val="clear" w:color="auto" w:fill="F1F4F9"/>
       </w:pPr>
       <w:r>
         <w:rPr>
@@ -6019,9 +6019,9 @@
     </w:p>
     <w:p>
       <w:pPr>
+        <w:shd w:val="clear" w:color="auto" w:fill="F1F4F9"/>
         <w:spacing w:after="30"/>
         <w:ind w:left="85"/>
-        <w:shd w:val="clear" w:color="auto" w:fill="F1F4F9"/>
       </w:pPr>
       <w:r>
         <w:rPr>
@@ -6485,9 +6485,9 @@
     </w:p>
     <w:p>
       <w:pPr>
+        <w:shd w:val="clear" w:color="auto" w:fill="F1F4F9"/>
         <w:spacing w:after="30"/>
         <w:ind w:left="85"/>
-        <w:shd w:val="clear" w:color="auto" w:fill="F1F4F9"/>
       </w:pPr>
       <w:r>
         <w:rPr>
@@ -6870,9 +6870,9 @@
     </w:p>
     <w:p>
       <w:pPr>
+        <w:shd w:val="clear" w:color="auto" w:fill="F1F4F9"/>
         <w:spacing w:after="30"/>
         <w:ind w:left="85"/>
-        <w:shd w:val="clear" w:color="auto" w:fill="F1F4F9"/>
       </w:pPr>
       <w:r>
         <w:rPr>
@@ -7075,9 +7075,9 @@
     </w:p>
     <w:p>
       <w:pPr>
+        <w:shd w:val="clear" w:color="auto" w:fill="F1F4F9"/>
         <w:spacing w:after="30"/>
         <w:ind w:left="85"/>
-        <w:shd w:val="clear" w:color="auto" w:fill="F1F4F9"/>
       </w:pPr>
       <w:r>
         <w:rPr>
@@ -7220,9 +7220,9 @@
     </w:p>
     <w:p>
       <w:pPr>
+        <w:shd w:val="clear" w:color="auto" w:fill="F1F4F9"/>
         <w:spacing w:after="30"/>
         <w:ind w:left="85"/>
-        <w:shd w:val="clear" w:color="auto" w:fill="F1F4F9"/>
       </w:pPr>
       <w:r>
         <w:rPr>
@@ -7659,9 +7659,9 @@
     </w:p>
     <w:p>
       <w:pPr>
+        <w:shd w:val="clear" w:color="auto" w:fill="F1F4F9"/>
         <w:spacing w:after="30"/>
         <w:ind w:left="85"/>
-        <w:shd w:val="clear" w:color="auto" w:fill="F1F4F9"/>
       </w:pPr>
       <w:r>
         <w:rPr>
@@ -8047,9 +8047,9 @@
     </w:p>
     <w:p>
       <w:pPr>
+        <w:shd w:val="clear" w:color="auto" w:fill="F1F4F9"/>
         <w:spacing w:after="30"/>
         <w:ind w:left="85"/>
-        <w:shd w:val="clear" w:color="auto" w:fill="F1F4F9"/>
       </w:pPr>
       <w:r>
         <w:rPr>
@@ -8498,9 +8498,9 @@
     </w:p>
     <w:p>
       <w:pPr>
+        <w:shd w:val="clear" w:color="auto" w:fill="F1F4F9"/>
         <w:spacing w:after="30"/>
         <w:ind w:left="85"/>
-        <w:shd w:val="clear" w:color="auto" w:fill="F1F4F9"/>
       </w:pPr>
       <w:r>
         <w:rPr>
@@ -8676,9 +8676,9 @@
     </w:p>
     <w:p>
       <w:pPr>
+        <w:shd w:val="clear" w:color="auto" w:fill="F1F4F9"/>
         <w:spacing w:after="30"/>
         <w:ind w:left="85"/>
-        <w:shd w:val="clear" w:color="auto" w:fill="F1F4F9"/>
       </w:pPr>
       <w:r>
         <w:rPr>
@@ -8939,8 +8939,8 @@
           <w:type w:val="continuous"/>
           <w:pgSz w:w="11906" w:h="16838"/>
           <w:pgMar w:top="680" w:right="794" w:bottom="624" w:left="794" w:header="720" w:footer="720" w:gutter="0"/>
+          <w:cols w:num="2" w:space="396" w:sep="1"/>
           <w:docGrid w:linePitch="360"/>
-          <w:cols w:num="2" w:space="396" w:sep="1"/>
         </w:sectPr>
       </w:pPr>
     </w:p>
@@ -9740,8 +9740,8 @@
     <w:sectPr>
       <w:pgSz w:w="11906" w:h="16838"/>
       <w:pgMar w:top="680" w:right="794" w:bottom="624" w:left="794" w:header="720" w:footer="720" w:gutter="0"/>
+      <w:cols w:num="1" w:space="396"/>
       <w:docGrid w:linePitch="360"/>
-      <w:cols w:num="1" w:space="396"/>
     </w:sectPr>
   </w:body>
 </w:document>

--- a/mokdong3/2fin/word/md3s2_reading_check_exam.docx
+++ b/mokdong3/2fin/word/md3s2_reading_check_exam.docx
@@ -19,10 +19,10 @@
     </w:p>
     <w:p>
       <w:pPr>
+        <w:spacing w:after="80"/>
         <w:pBdr>
           <w:bottom w:val="single" w:sz="8" w:space="2" w:color="1F3864"/>
         </w:pBdr>
-        <w:spacing w:after="80"/>
       </w:pPr>
       <w:r>
         <w:rPr>
@@ -85,9 +85,9 @@
     </w:p>
     <w:p>
       <w:pPr>
-        <w:shd w:val="clear" w:color="auto" w:fill="F1F4F9"/>
         <w:spacing w:after="30"/>
         <w:ind w:left="85"/>
+        <w:shd w:val="clear" w:color="auto" w:fill="F1F4F9"/>
       </w:pPr>
       <w:r>
         <w:rPr>
@@ -662,9 +662,9 @@
     </w:p>
     <w:p>
       <w:pPr>
-        <w:shd w:val="clear" w:color="auto" w:fill="F1F4F9"/>
         <w:spacing w:after="30"/>
         <w:ind w:left="85"/>
+        <w:shd w:val="clear" w:color="auto" w:fill="F1F4F9"/>
       </w:pPr>
       <w:r>
         <w:rPr>
@@ -1278,9 +1278,9 @@
     </w:p>
     <w:p>
       <w:pPr>
-        <w:shd w:val="clear" w:color="auto" w:fill="F1F4F9"/>
         <w:spacing w:after="30"/>
         <w:ind w:left="85"/>
+        <w:shd w:val="clear" w:color="auto" w:fill="F1F4F9"/>
       </w:pPr>
       <w:r>
         <w:rPr>
@@ -1444,9 +1444,9 @@
     </w:p>
     <w:p>
       <w:pPr>
-        <w:shd w:val="clear" w:color="auto" w:fill="F1F4F9"/>
         <w:spacing w:after="30"/>
         <w:ind w:left="85"/>
+        <w:shd w:val="clear" w:color="auto" w:fill="F1F4F9"/>
       </w:pPr>
       <w:r>
         <w:rPr>
@@ -1835,9 +1835,9 @@
     </w:p>
     <w:p>
       <w:pPr>
-        <w:shd w:val="clear" w:color="auto" w:fill="F1F4F9"/>
         <w:spacing w:after="30"/>
         <w:ind w:left="85"/>
+        <w:shd w:val="clear" w:color="auto" w:fill="F1F4F9"/>
       </w:pPr>
       <w:r>
         <w:rPr>
@@ -1980,9 +1980,9 @@
     </w:p>
     <w:p>
       <w:pPr>
-        <w:shd w:val="clear" w:color="auto" w:fill="F1F4F9"/>
         <w:spacing w:after="30"/>
         <w:ind w:left="85"/>
+        <w:shd w:val="clear" w:color="auto" w:fill="F1F4F9"/>
       </w:pPr>
       <w:r>
         <w:rPr>
@@ -2153,14 +2153,14 @@
           <w:sz w:val="20"/>
           <w:u w:val="none"/>
         </w:rPr>
-        <w:t>다음 영영풀이에 해당하는 단어를 프린트 Vocabulary에서 찾아 쓰고, 각 단어의 첫 철자를 순서대로 조합해 숨은 단어를 완성한 뒤, 그 단어가 본문에서 가리키는 사람들을 영어로 쓰시오. (표적: 영영풀이 2단계 철자 조합)</w:t>
+        <w:t>다음 우리말 뜻·영영풀이에 해당하는 단어를 프린트 Vocabulary에서 찾아 쓰고, 각 단어의 첫 철자를 순서대로 조합해 숨은 단어를 완성한 뒤, 그 단어가 본문에서 가리키는 사람들을 영어로 쓰시오. (표적: 영영풀이 2단계 철자 조합)</w:t>
       </w:r>
     </w:p>
     <w:p>
       <w:pPr>
-        <w:shd w:val="clear" w:color="auto" w:fill="F1F4F9"/>
         <w:spacing w:after="30"/>
         <w:ind w:left="85"/>
+        <w:shd w:val="clear" w:color="auto" w:fill="F1F4F9"/>
       </w:pPr>
       <w:r>
         <w:rPr>
@@ -2169,7 +2169,7 @@
           <w:sz w:val="20"/>
           <w:u w:val="none"/>
         </w:rPr>
-        <w:t xml:space="preserve"> (1) to look at something carefully to find out if it is correct or safe → c</w:t>
+        <w:t xml:space="preserve"> (1) 점검하다 → c</w:t>
       </w:r>
       <w:r>
         <w:rPr>
@@ -2199,7 +2199,7 @@
           <w:sz w:val="20"/>
           <w:u w:val="none"/>
         </w:rPr>
-        <w:t xml:space="preserve"> (2) a person who runs, especially in a race → r</w:t>
+        <w:t xml:space="preserve"> (2) 달리는 사람 → r</w:t>
       </w:r>
       <w:r>
         <w:rPr>
@@ -2229,7 +2229,7 @@
           <w:sz w:val="20"/>
           <w:u w:val="none"/>
         </w:rPr>
-        <w:t xml:space="preserve"> (3) located in or coming from the east → e</w:t>
+        <w:t xml:space="preserve"> (3) 동쪽의 → e</w:t>
       </w:r>
       <w:r>
         <w:rPr>
@@ -2259,7 +2259,7 @@
           <w:sz w:val="20"/>
           <w:u w:val="none"/>
         </w:rPr>
-        <w:t xml:space="preserve"> (4) to be the best or first in a game, race, or competition → w</w:t>
+        <w:t xml:space="preserve"> (4) 이기다 → w</w:t>
       </w:r>
       <w:r>
         <w:rPr>
@@ -2289,7 +2289,7 @@
           <w:sz w:val="20"/>
           <w:u w:val="none"/>
         </w:rPr>
-        <w:t xml:space="preserve"> (5) a group of people who work together, often on a ship or for a special job → (1)+(2)+(3)+(4)의 첫 철자 = </w:t>
+        <w:t xml:space="preserve"> (5) n. a group of people with a particular skill who work together (프린트 영영풀이) → (1)+(2)+(3)+(4)의 첫 철자 = </w:t>
       </w:r>
       <w:r>
         <w:rPr>
@@ -2384,9 +2384,9 @@
     </w:p>
     <w:p>
       <w:pPr>
-        <w:shd w:val="clear" w:color="auto" w:fill="F1F4F9"/>
         <w:spacing w:after="30"/>
         <w:ind w:left="85"/>
+        <w:shd w:val="clear" w:color="auto" w:fill="F1F4F9"/>
       </w:pPr>
       <w:r>
         <w:rPr>
@@ -2577,9 +2577,9 @@
     </w:p>
     <w:p>
       <w:pPr>
-        <w:shd w:val="clear" w:color="auto" w:fill="F1F4F9"/>
         <w:spacing w:after="30"/>
         <w:ind w:left="85"/>
+        <w:shd w:val="clear" w:color="auto" w:fill="F1F4F9"/>
       </w:pPr>
       <w:r>
         <w:rPr>
@@ -3112,9 +3112,9 @@
     </w:p>
     <w:p>
       <w:pPr>
-        <w:shd w:val="clear" w:color="auto" w:fill="F1F4F9"/>
         <w:spacing w:after="30"/>
         <w:ind w:left="85"/>
+        <w:shd w:val="clear" w:color="auto" w:fill="F1F4F9"/>
       </w:pPr>
       <w:r>
         <w:rPr>
@@ -3773,9 +3773,9 @@
     </w:p>
     <w:p>
       <w:pPr>
-        <w:shd w:val="clear" w:color="auto" w:fill="F1F4F9"/>
         <w:spacing w:after="30"/>
         <w:ind w:left="85"/>
+        <w:shd w:val="clear" w:color="auto" w:fill="F1F4F9"/>
       </w:pPr>
       <w:r>
         <w:rPr>
@@ -3903,9 +3903,9 @@
     </w:p>
     <w:p>
       <w:pPr>
-        <w:shd w:val="clear" w:color="auto" w:fill="F1F4F9"/>
         <w:spacing w:after="30"/>
         <w:ind w:left="85"/>
+        <w:shd w:val="clear" w:color="auto" w:fill="F1F4F9"/>
       </w:pPr>
       <w:r>
         <w:rPr>
@@ -4207,9 +4207,9 @@
     </w:p>
     <w:p>
       <w:pPr>
-        <w:shd w:val="clear" w:color="auto" w:fill="F1F4F9"/>
         <w:spacing w:after="30"/>
         <w:ind w:left="85"/>
+        <w:shd w:val="clear" w:color="auto" w:fill="F1F4F9"/>
       </w:pPr>
       <w:r>
         <w:rPr>
@@ -4352,9 +4352,9 @@
     </w:p>
     <w:p>
       <w:pPr>
-        <w:shd w:val="clear" w:color="auto" w:fill="F1F4F9"/>
         <w:spacing w:after="30"/>
         <w:ind w:left="85"/>
+        <w:shd w:val="clear" w:color="auto" w:fill="F1F4F9"/>
       </w:pPr>
       <w:r>
         <w:rPr>
@@ -4696,14 +4696,14 @@
           <w:sz w:val="20"/>
           <w:u w:val="none"/>
         </w:rPr>
-        <w:t>다음 영영풀이에 해당하는 단어를 프린트 Vocabulary에서 찾아 쓰고, 각 단어의 첫 철자를 순서대로 조합해 숨은 단어를 완성한 뒤, 그 단어와 관련된 본문 문장의 빈칸을 채우시오. (표적: 영영풀이 2단계 철자 조합)</w:t>
+        <w:t>다음 우리말 뜻·영영풀이에 해당하는 단어를 프린트 Vocabulary에서 찾아 쓰고, 각 단어의 첫 철자를 순서대로 조합해 숨은 단어를 완성한 뒤, 그 단어와 관련된 본문 문장의 빈칸을 채우시오. (표적: 영영풀이 2단계 철자 조합)</w:t>
       </w:r>
     </w:p>
     <w:p>
       <w:pPr>
-        <w:shd w:val="clear" w:color="auto" w:fill="F1F4F9"/>
         <w:spacing w:after="30"/>
         <w:ind w:left="85"/>
+        <w:shd w:val="clear" w:color="auto" w:fill="F1F4F9"/>
       </w:pPr>
       <w:r>
         <w:rPr>
@@ -4712,7 +4712,7 @@
           <w:sz w:val="20"/>
           <w:u w:val="none"/>
         </w:rPr>
-        <w:t xml:space="preserve"> (1) extremely clever or skilled → b</w:t>
+        <w:t xml:space="preserve"> (1) 훌륭한, 뛰어난 → b</w:t>
       </w:r>
       <w:r>
         <w:rPr>
@@ -4742,7 +4742,7 @@
           <w:sz w:val="20"/>
           <w:u w:val="none"/>
         </w:rPr>
-        <w:t xml:space="preserve"> (2) a group of businesses that produce a particular kind of goods or services → i</w:t>
+        <w:t xml:space="preserve"> (2) n. the work or business of manufacturing products or providing services → i</w:t>
       </w:r>
       <w:r>
         <w:rPr>
@@ -4772,7 +4772,7 @@
           <w:sz w:val="20"/>
           <w:u w:val="none"/>
         </w:rPr>
-        <w:t xml:space="preserve"> (3) to study or examine something in detail in order to understand it → a</w:t>
+        <w:t xml:space="preserve"> (3) v. to examine something carefully → a</w:t>
       </w:r>
       <w:r>
         <w:rPr>
@@ -4802,7 +4802,7 @@
           <w:sz w:val="20"/>
           <w:u w:val="none"/>
         </w:rPr>
-        <w:t xml:space="preserve"> (4) a sign of an illness, such as a high temperature → s</w:t>
+        <w:t xml:space="preserve"> (4) n. something that shows you may have a particular illness → s</w:t>
       </w:r>
       <w:r>
         <w:rPr>
@@ -4850,7 +4850,7 @@
           <w:sz w:val="20"/>
           <w:u w:val="none"/>
         </w:rPr>
-        <w:t xml:space="preserve"> (an unfair preference for or against someone or something)</w:t>
+        <w:t xml:space="preserve"> (편견)</w:t>
       </w:r>
       <w:r>
         <w:br/>
@@ -4945,9 +4945,9 @@
     </w:p>
     <w:p>
       <w:pPr>
-        <w:shd w:val="clear" w:color="auto" w:fill="F1F4F9"/>
         <w:spacing w:after="30"/>
         <w:ind w:left="85"/>
+        <w:shd w:val="clear" w:color="auto" w:fill="F1F4F9"/>
       </w:pPr>
       <w:r>
         <w:rPr>
@@ -5123,9 +5123,9 @@
     </w:p>
     <w:p>
       <w:pPr>
-        <w:shd w:val="clear" w:color="auto" w:fill="F1F4F9"/>
         <w:spacing w:after="30"/>
         <w:ind w:left="85"/>
+        <w:shd w:val="clear" w:color="auto" w:fill="F1F4F9"/>
       </w:pPr>
       <w:r>
         <w:rPr>
@@ -5406,9 +5406,9 @@
     </w:p>
     <w:p>
       <w:pPr>
-        <w:shd w:val="clear" w:color="auto" w:fill="F1F4F9"/>
         <w:spacing w:after="30"/>
         <w:ind w:left="85"/>
+        <w:shd w:val="clear" w:color="auto" w:fill="F1F4F9"/>
       </w:pPr>
       <w:r>
         <w:rPr>
@@ -6019,9 +6019,9 @@
     </w:p>
     <w:p>
       <w:pPr>
-        <w:shd w:val="clear" w:color="auto" w:fill="F1F4F9"/>
         <w:spacing w:after="30"/>
         <w:ind w:left="85"/>
+        <w:shd w:val="clear" w:color="auto" w:fill="F1F4F9"/>
       </w:pPr>
       <w:r>
         <w:rPr>
@@ -6485,9 +6485,9 @@
     </w:p>
     <w:p>
       <w:pPr>
-        <w:shd w:val="clear" w:color="auto" w:fill="F1F4F9"/>
         <w:spacing w:after="30"/>
         <w:ind w:left="85"/>
+        <w:shd w:val="clear" w:color="auto" w:fill="F1F4F9"/>
       </w:pPr>
       <w:r>
         <w:rPr>
@@ -6870,9 +6870,9 @@
     </w:p>
     <w:p>
       <w:pPr>
-        <w:shd w:val="clear" w:color="auto" w:fill="F1F4F9"/>
         <w:spacing w:after="30"/>
         <w:ind w:left="85"/>
+        <w:shd w:val="clear" w:color="auto" w:fill="F1F4F9"/>
       </w:pPr>
       <w:r>
         <w:rPr>
@@ -7075,9 +7075,9 @@
     </w:p>
     <w:p>
       <w:pPr>
-        <w:shd w:val="clear" w:color="auto" w:fill="F1F4F9"/>
         <w:spacing w:after="30"/>
         <w:ind w:left="85"/>
+        <w:shd w:val="clear" w:color="auto" w:fill="F1F4F9"/>
       </w:pPr>
       <w:r>
         <w:rPr>
@@ -7220,9 +7220,9 @@
     </w:p>
     <w:p>
       <w:pPr>
-        <w:shd w:val="clear" w:color="auto" w:fill="F1F4F9"/>
         <w:spacing w:after="30"/>
         <w:ind w:left="85"/>
+        <w:shd w:val="clear" w:color="auto" w:fill="F1F4F9"/>
       </w:pPr>
       <w:r>
         <w:rPr>
@@ -7659,9 +7659,9 @@
     </w:p>
     <w:p>
       <w:pPr>
-        <w:shd w:val="clear" w:color="auto" w:fill="F1F4F9"/>
         <w:spacing w:after="30"/>
         <w:ind w:left="85"/>
+        <w:shd w:val="clear" w:color="auto" w:fill="F1F4F9"/>
       </w:pPr>
       <w:r>
         <w:rPr>
@@ -8042,14 +8042,14 @@
           <w:sz w:val="20"/>
           <w:u w:val="none"/>
         </w:rPr>
-        <w:t>다음 영영풀이에 해당하는 단어를 프린트 Vocabulary에서 찾아 쓰고, 지정된 위치의 철자를 조합해 숨은 단어를 완성한 뒤, 그 단어가 본문에서 상징하는 것을 쓰시오. (표적: 영영풀이 2단계 철자 조합 — 2025 기말 9·20번형)</w:t>
+        <w:t>다음 우리말 뜻·영영풀이에 해당하는 단어를 프린트 Vocabulary에서 찾아 쓰고, 지정된 위치의 철자를 조합해 숨은 단어를 완성한 뒤, 그 단어가 본문에서 상징하는 것을 쓰시오. (표적: 영영풀이 2단계 철자 조합 — 2025 기말 9·20번형)</w:t>
       </w:r>
     </w:p>
     <w:p>
       <w:pPr>
-        <w:shd w:val="clear" w:color="auto" w:fill="F1F4F9"/>
         <w:spacing w:after="30"/>
         <w:ind w:left="85"/>
+        <w:shd w:val="clear" w:color="auto" w:fill="F1F4F9"/>
       </w:pPr>
       <w:r>
         <w:rPr>
@@ -8058,7 +8058,7 @@
           <w:sz w:val="20"/>
           <w:u w:val="none"/>
         </w:rPr>
-        <w:t xml:space="preserve"> (1) a letter or symbol used in writing a language → c</w:t>
+        <w:t xml:space="preserve"> (1) 문자(글자) → c</w:t>
       </w:r>
       <w:r>
         <w:rPr>
@@ -8115,7 +8115,7 @@
           <w:sz w:val="20"/>
           <w:u w:val="none"/>
         </w:rPr>
-        <w:t xml:space="preserve"> (2) the way you think or feel about something or someone → a</w:t>
+        <w:t xml:space="preserve"> (2) n. the way you think or feel about something → a</w:t>
       </w:r>
       <w:r>
         <w:rPr>
@@ -8172,7 +8172,7 @@
           <w:sz w:val="20"/>
           <w:u w:val="none"/>
         </w:rPr>
-        <w:t xml:space="preserve"> (3) to be a sign or symbol of something → r</w:t>
+        <w:t xml:space="preserve"> (3) v. to show or mean something → r</w:t>
       </w:r>
       <w:r>
         <w:rPr>
@@ -8229,7 +8229,7 @@
           <w:sz w:val="20"/>
           <w:u w:val="none"/>
         </w:rPr>
-        <w:t xml:space="preserve"> (4) without being affected or prevented by something → d</w:t>
+        <w:t xml:space="preserve"> (4) prep. although something happens or exists → d</w:t>
       </w:r>
       <w:r>
         <w:rPr>
@@ -8286,7 +8286,7 @@
           <w:sz w:val="20"/>
           <w:u w:val="none"/>
         </w:rPr>
-        <w:t xml:space="preserve"> (5) the quality of staying faithful to a person, a king, or a country → l</w:t>
+        <w:t xml:space="preserve"> (5) n. a feeling of support for someone or something → l</w:t>
       </w:r>
       <w:r>
         <w:rPr>
@@ -8316,7 +8316,7 @@
           <w:sz w:val="20"/>
           <w:u w:val="none"/>
         </w:rPr>
-        <w:t xml:space="preserve"> (6) to produce flowers → b</w:t>
+        <w:t xml:space="preserve"> (6) v. to produce flowers → b</w:t>
       </w:r>
       <w:r>
         <w:rPr>
@@ -8346,7 +8346,7 @@
           <w:sz w:val="20"/>
           <w:u w:val="none"/>
         </w:rPr>
-        <w:t xml:space="preserve"> (7) a state in which people or things go well together without conflict → h</w:t>
+        <w:t xml:space="preserve"> (7) 조화 → h</w:t>
       </w:r>
       <w:r>
         <w:rPr>
@@ -8376,7 +8376,7 @@
           <w:sz w:val="20"/>
           <w:u w:val="none"/>
         </w:rPr>
-        <w:t xml:space="preserve"> (8) a strong determination to do something → w</w:t>
+        <w:t xml:space="preserve"> (8) 의지 → w</w:t>
       </w:r>
       <w:r>
         <w:rPr>
@@ -8498,9 +8498,9 @@
     </w:p>
     <w:p>
       <w:pPr>
-        <w:shd w:val="clear" w:color="auto" w:fill="F1F4F9"/>
         <w:spacing w:after="30"/>
         <w:ind w:left="85"/>
+        <w:shd w:val="clear" w:color="auto" w:fill="F1F4F9"/>
       </w:pPr>
       <w:r>
         <w:rPr>
@@ -8676,9 +8676,9 @@
     </w:p>
     <w:p>
       <w:pPr>
-        <w:shd w:val="clear" w:color="auto" w:fill="F1F4F9"/>
         <w:spacing w:after="30"/>
         <w:ind w:left="85"/>
+        <w:shd w:val="clear" w:color="auto" w:fill="F1F4F9"/>
       </w:pPr>
       <w:r>
         <w:rPr>
@@ -8939,8 +8939,8 @@
           <w:type w:val="continuous"/>
           <w:pgSz w:w="11906" w:h="16838"/>
           <w:pgMar w:top="680" w:right="794" w:bottom="624" w:left="794" w:header="720" w:footer="720" w:gutter="0"/>
+          <w:docGrid w:linePitch="360"/>
           <w:cols w:num="2" w:space="396" w:sep="1"/>
-          <w:docGrid w:linePitch="360"/>
         </w:sectPr>
       </w:pPr>
     </w:p>
@@ -9740,8 +9740,8 @@
     <w:sectPr>
       <w:pgSz w:w="11906" w:h="16838"/>
       <w:pgMar w:top="680" w:right="794" w:bottom="624" w:left="794" w:header="720" w:footer="720" w:gutter="0"/>
+      <w:docGrid w:linePitch="360"/>
       <w:cols w:num="1" w:space="396"/>
-      <w:docGrid w:linePitch="360"/>
     </w:sectPr>
   </w:body>
 </w:document>
